--- a/Coding 2 - year/Unit 3 - Advanced Functions & Algorithms/Daily Lesson Plans/Word/Day 3.docx
+++ b/Coding 2 - year/Unit 3 - Advanced Functions & Algorithms/Daily Lesson Plans/Word/Day 3.docx
@@ -50,12 +50,15 @@
               </w:rPr>
               <w:t xml:space="preserve">Coding II — Full Year</w:t>
             </w:r>
-          </w:p>
-          <w:p>
-            <w:pPr>
-              <w:spacing w:before="40"/>
-              <w:jc w:val="center"/>
-            </w:pPr>
+            <w:r>
+              <w:rPr>
+                <w:rFonts w:ascii="Arial" w:cs="Arial" w:eastAsia="Arial" w:hAnsi="Arial"/>
+                <w:sz w:val="16"/>
+                <w:szCs w:val="16"/>
+              </w:rPr>
+              <w:br/>
+              <w:t xml:space="preserve"/>
+            </w:r>
             <w:r>
               <w:rPr>
                 <w:rFonts w:ascii="Arial" w:cs="Arial" w:eastAsia="Arial" w:hAnsi="Arial"/>
@@ -83,7 +86,7 @@
           <w:rFonts w:ascii="Arial" w:cs="Arial" w:eastAsia="Arial" w:hAnsi="Arial"/>
           <w:b/>
           <w:bCs/>
-          <w:color w:val="0D3B1F"/>
+          <w:color w:val="1B7A4A"/>
           <w:sz w:val="32"/>
           <w:szCs w:val="32"/>
         </w:rPr>
@@ -261,9 +264,9 @@
               <w:right w:val="single" w:color="CCCCCC" w:sz="1"/>
             </w:tcBorders>
             <w:tcMar>
-              <w:top w:type="dxa" w:w="60"/>
+              <w:top w:type="dxa" w:w="80"/>
               <w:left w:type="dxa" w:w="120"/>
-              <w:bottom w:type="dxa" w:w="60"/>
+              <w:bottom w:type="dxa" w:w="80"/>
               <w:right w:type="dxa" w:w="120"/>
             </w:tcMar>
           </w:tcPr>
@@ -290,20 +293,213 @@
               <w:right w:val="single" w:color="CCCCCC" w:sz="1"/>
             </w:tcBorders>
             <w:tcMar>
-              <w:top w:type="dxa" w:w="60"/>
+              <w:top w:type="dxa" w:w="80"/>
               <w:left w:type="dxa" w:w="120"/>
-              <w:bottom w:type="dxa" w:w="60"/>
+              <w:bottom w:type="dxa" w:w="80"/>
               <w:right w:type="dxa" w:w="120"/>
             </w:tcMar>
           </w:tcPr>
           <w:p>
-            <w:r>
-              <w:rPr>
-                <w:rFonts w:ascii="Arial" w:cs="Arial" w:eastAsia="Arial" w:hAnsi="Arial"/>
-                <w:sz w:val="20"/>
-                <w:szCs w:val="20"/>
+            <w:pPr>
+              <w:spacing w:after="80" w:before="80"/>
+            </w:pPr>
+            <w:r>
+              <w:rPr>
+                <w:rFonts w:ascii="Arial" w:cs="Arial" w:eastAsia="Arial" w:hAnsi="Arial"/>
+                <w:b/>
+                <w:bCs/>
+                <w:i w:val="false"/>
+                <w:iCs w:val="false"/>
+                <w:color w:val="000000"/>
+                <w:sz w:val="22"/>
+                <w:szCs w:val="22"/>
               </w:rPr>
               <w:t xml:space="preserve">Bell Ringer / Review</w:t>
+            </w:r>
+            <w:r>
+              <w:rPr>
+                <w:rFonts w:ascii="Arial" w:cs="Arial" w:eastAsia="Arial" w:hAnsi="Arial"/>
+                <w:sz w:val="20"/>
+                <w:szCs w:val="20"/>
+              </w:rPr>
+              <w:br/>
+              <w:t xml:space="preserve"/>
+            </w:r>
+            <w:r>
+              <w:rPr>
+                <w:rFonts w:ascii="Arial" w:cs="Arial" w:eastAsia="Arial" w:hAnsi="Arial"/>
+                <w:sz w:val="20"/>
+                <w:szCs w:val="20"/>
+              </w:rPr>
+              <w:br/>
+              <w:t xml:space="preserve"/>
+            </w:r>
+            <w:r>
+              <w:rPr>
+                <w:rFonts w:ascii="Arial" w:cs="Arial" w:eastAsia="Arial" w:hAnsi="Arial"/>
+                <w:b/>
+                <w:bCs/>
+                <w:i w:val="false"/>
+                <w:iCs w:val="false"/>
+                <w:color w:val="000000"/>
+                <w:sz w:val="20"/>
+                <w:szCs w:val="20"/>
+              </w:rPr>
+              <w:t xml:space="preserve">Quick Write </w:t>
+            </w:r>
+            <w:r>
+              <w:rPr>
+                <w:rFonts w:ascii="Arial" w:cs="Arial" w:eastAsia="Arial" w:hAnsi="Arial"/>
+                <w:b w:val="false"/>
+                <w:bCs w:val="false"/>
+                <w:i w:val="false"/>
+                <w:iCs w:val="false"/>
+                <w:color w:val="000000"/>
+                <w:sz w:val="20"/>
+                <w:szCs w:val="20"/>
+              </w:rPr>
+              <w:t xml:space="preserve">(3 min — written or verbal):</w:t>
+            </w:r>
+            <w:r>
+              <w:rPr>
+                <w:rFonts w:ascii="Arial" w:cs="Arial" w:eastAsia="Arial" w:hAnsi="Arial"/>
+                <w:sz w:val="20"/>
+                <w:szCs w:val="20"/>
+              </w:rPr>
+              <w:br/>
+              <w:t xml:space="preserve"/>
+            </w:r>
+            <w:r>
+              <w:rPr>
+                <w:rFonts w:ascii="Arial" w:cs="Arial" w:eastAsia="Arial" w:hAnsi="Arial"/>
+                <w:b w:val="false"/>
+                <w:bCs w:val="false"/>
+                <w:i w:val="false"/>
+                <w:iCs w:val="false"/>
+                <w:color w:val="000000"/>
+                <w:sz w:val="20"/>
+                <w:szCs w:val="20"/>
+              </w:rPr>
+              <w:t xml:space="preserve">    In your own words: Choose when to use lambdas vs. named functions, and apply best practices for readable, maintainable code?</w:t>
+            </w:r>
+            <w:r>
+              <w:rPr>
+                <w:rFonts w:ascii="Arial" w:cs="Arial" w:eastAsia="Arial" w:hAnsi="Arial"/>
+                <w:sz w:val="20"/>
+                <w:szCs w:val="20"/>
+              </w:rPr>
+              <w:br/>
+              <w:t xml:space="preserve"/>
+            </w:r>
+            <w:r>
+              <w:rPr>
+                <w:rFonts w:ascii="Arial" w:cs="Arial" w:eastAsia="Arial" w:hAnsi="Arial"/>
+                <w:sz w:val="20"/>
+                <w:szCs w:val="20"/>
+              </w:rPr>
+              <w:br/>
+              <w:t xml:space="preserve"/>
+            </w:r>
+            <w:r>
+              <w:rPr>
+                <w:rFonts w:ascii="Arial" w:cs="Arial" w:eastAsia="Arial" w:hAnsi="Arial"/>
+                <w:b/>
+                <w:bCs/>
+                <w:i w:val="false"/>
+                <w:iCs w:val="false"/>
+                <w:color w:val="000000"/>
+                <w:sz w:val="20"/>
+                <w:szCs w:val="20"/>
+              </w:rPr>
+              <w:t xml:space="preserve">Vocabulary Preview — </w:t>
+            </w:r>
+            <w:r>
+              <w:rPr>
+                <w:rFonts w:ascii="Arial" w:cs="Arial" w:eastAsia="Arial" w:hAnsi="Arial"/>
+                <w:b w:val="false"/>
+                <w:bCs w:val="false"/>
+                <w:i w:val="false"/>
+                <w:iCs w:val="false"/>
+                <w:color w:val="000000"/>
+                <w:sz w:val="20"/>
+                <w:szCs w:val="20"/>
+              </w:rPr>
+              <w:t xml:space="preserve">terms we'll use today:</w:t>
+            </w:r>
+            <w:r>
+              <w:rPr>
+                <w:rFonts w:ascii="Arial" w:cs="Arial" w:eastAsia="Arial" w:hAnsi="Arial"/>
+                <w:sz w:val="20"/>
+                <w:szCs w:val="20"/>
+              </w:rPr>
+              <w:br/>
+              <w:t xml:space="preserve"/>
+            </w:r>
+            <w:r>
+              <w:rPr>
+                <w:rFonts w:ascii="Arial" w:cs="Arial" w:eastAsia="Arial" w:hAnsi="Arial"/>
+                <w:b w:val="false"/>
+                <w:bCs w:val="false"/>
+                <w:i w:val="false"/>
+                <w:iCs w:val="false"/>
+                <w:color w:val="000000"/>
+                <w:sz w:val="20"/>
+                <w:szCs w:val="20"/>
+              </w:rPr>
+              <w:t xml:space="preserve">    • Readability Over Cleverness   •   Lambda Limitations   •   Named Functions   •   Key Takeaway</w:t>
+            </w:r>
+            <w:r>
+              <w:rPr>
+                <w:rFonts w:ascii="Arial" w:cs="Arial" w:eastAsia="Arial" w:hAnsi="Arial"/>
+                <w:sz w:val="20"/>
+                <w:szCs w:val="20"/>
+              </w:rPr>
+              <w:br/>
+              <w:t xml:space="preserve"/>
+            </w:r>
+            <w:r>
+              <w:rPr>
+                <w:rFonts w:ascii="Arial" w:cs="Arial" w:eastAsia="Arial" w:hAnsi="Arial"/>
+                <w:sz w:val="20"/>
+                <w:szCs w:val="20"/>
+              </w:rPr>
+              <w:br/>
+              <w:t xml:space="preserve"/>
+            </w:r>
+            <w:r>
+              <w:rPr>
+                <w:rFonts w:ascii="Arial" w:cs="Arial" w:eastAsia="Arial" w:hAnsi="Arial"/>
+                <w:b w:val="false"/>
+                <w:bCs w:val="false"/>
+                <w:i/>
+                <w:iCs/>
+                <w:color w:val="444444"/>
+                <w:sz w:val="20"/>
+                <w:szCs w:val="20"/>
+              </w:rPr>
+              <w:t xml:space="preserve">Today's Goal: By the end of class you will be able to choose when to use lambdas vs. named functions, and apply best practices for readable, maintainable code.</w:t>
+            </w:r>
+            <w:r>
+              <w:rPr>
+                <w:rFonts w:ascii="Arial" w:cs="Arial" w:eastAsia="Arial" w:hAnsi="Arial"/>
+                <w:sz w:val="20"/>
+                <w:szCs w:val="20"/>
+              </w:rPr>
+              <w:br/>
+              <w:t xml:space="preserve"/>
+            </w:r>
+            <w:r>
+              <w:rPr>
+                <w:rFonts w:ascii="Arial" w:cs="Arial" w:eastAsia="Arial" w:hAnsi="Arial"/>
+                <w:b w:val="false"/>
+                <w:bCs w:val="false"/>
+                <w:i/>
+                <w:iCs/>
+                <w:color w:val="555555"/>
+                <w:sz w:val="20"/>
+                <w:szCs w:val="20"/>
+              </w:rPr>
+              <w:t xml:space="preserve">→ Pair-share your response, then 2–3 students share with the class.</w:t>
             </w:r>
           </w:p>
         </w:tc>
@@ -319,9 +515,9 @@
               <w:right w:val="single" w:color="CCCCCC" w:sz="1"/>
             </w:tcBorders>
             <w:tcMar>
-              <w:top w:type="dxa" w:w="60"/>
+              <w:top w:type="dxa" w:w="80"/>
               <w:left w:type="dxa" w:w="120"/>
-              <w:bottom w:type="dxa" w:w="60"/>
+              <w:bottom w:type="dxa" w:w="80"/>
               <w:right w:type="dxa" w:w="120"/>
             </w:tcMar>
           </w:tcPr>
@@ -348,20 +544,468 @@
               <w:right w:val="single" w:color="CCCCCC" w:sz="1"/>
             </w:tcBorders>
             <w:tcMar>
-              <w:top w:type="dxa" w:w="60"/>
+              <w:top w:type="dxa" w:w="80"/>
               <w:left w:type="dxa" w:w="120"/>
-              <w:bottom w:type="dxa" w:w="60"/>
+              <w:bottom w:type="dxa" w:w="80"/>
               <w:right w:type="dxa" w:w="120"/>
             </w:tcMar>
           </w:tcPr>
           <w:p>
-            <w:r>
-              <w:rPr>
-                <w:rFonts w:ascii="Arial" w:cs="Arial" w:eastAsia="Arial" w:hAnsi="Arial"/>
-                <w:sz w:val="20"/>
-                <w:szCs w:val="20"/>
-              </w:rPr>
-              <w:t xml:space="preserve">Mini Lesson: Function Limitations and Best Practices</w:t>
+            <w:pPr>
+              <w:spacing w:after="80" w:before="80"/>
+            </w:pPr>
+            <w:r>
+              <w:rPr>
+                <w:rFonts w:ascii="Arial" w:cs="Arial" w:eastAsia="Arial" w:hAnsi="Arial"/>
+                <w:b/>
+                <w:bCs/>
+                <w:i w:val="false"/>
+                <w:iCs w:val="false"/>
+                <w:color w:val="000000"/>
+                <w:sz w:val="22"/>
+                <w:szCs w:val="22"/>
+              </w:rPr>
+              <w:t xml:space="preserve">Mini Lesson: </w:t>
+            </w:r>
+            <w:r>
+              <w:rPr>
+                <w:rFonts w:ascii="Arial" w:cs="Arial" w:eastAsia="Arial" w:hAnsi="Arial"/>
+                <w:b w:val="false"/>
+                <w:bCs w:val="false"/>
+                <w:i w:val="false"/>
+                <w:iCs w:val="false"/>
+                <w:color w:val="000000"/>
+                <w:sz w:val="22"/>
+                <w:szCs w:val="22"/>
+              </w:rPr>
+              <w:t xml:space="preserve">Function Limitations and Best Practices</w:t>
+            </w:r>
+            <w:r>
+              <w:rPr>
+                <w:rFonts w:ascii="Arial" w:cs="Arial" w:eastAsia="Arial" w:hAnsi="Arial"/>
+                <w:sz w:val="20"/>
+                <w:szCs w:val="20"/>
+              </w:rPr>
+              <w:br/>
+              <w:t xml:space="preserve"/>
+            </w:r>
+            <w:r>
+              <w:rPr>
+                <w:rFonts w:ascii="Arial" w:cs="Arial" w:eastAsia="Arial" w:hAnsi="Arial"/>
+                <w:sz w:val="20"/>
+                <w:szCs w:val="20"/>
+              </w:rPr>
+              <w:br/>
+              <w:t xml:space="preserve"/>
+            </w:r>
+            <w:r>
+              <w:rPr>
+                <w:rFonts w:ascii="Arial" w:cs="Arial" w:eastAsia="Arial" w:hAnsi="Arial"/>
+                <w:b/>
+                <w:bCs/>
+                <w:i/>
+                <w:iCs/>
+                <w:color w:val="000000"/>
+                <w:sz w:val="20"/>
+                <w:szCs w:val="20"/>
+              </w:rPr>
+              <w:t xml:space="preserve">Learning Target: </w:t>
+            </w:r>
+            <w:r>
+              <w:rPr>
+                <w:rFonts w:ascii="Arial" w:cs="Arial" w:eastAsia="Arial" w:hAnsi="Arial"/>
+                <w:b w:val="false"/>
+                <w:bCs w:val="false"/>
+                <w:i/>
+                <w:iCs/>
+                <w:color w:val="333333"/>
+                <w:sz w:val="20"/>
+                <w:szCs w:val="20"/>
+              </w:rPr>
+              <w:t xml:space="preserve">I can choose when to use lambdas vs. named functions, and apply best practices for readable, maintainable code.</w:t>
+            </w:r>
+            <w:r>
+              <w:rPr>
+                <w:rFonts w:ascii="Arial" w:cs="Arial" w:eastAsia="Arial" w:hAnsi="Arial"/>
+                <w:sz w:val="20"/>
+                <w:szCs w:val="20"/>
+              </w:rPr>
+              <w:br/>
+              <w:t xml:space="preserve"/>
+            </w:r>
+            <w:r>
+              <w:rPr>
+                <w:rFonts w:ascii="Arial" w:cs="Arial" w:eastAsia="Arial" w:hAnsi="Arial"/>
+                <w:sz w:val="20"/>
+                <w:szCs w:val="20"/>
+              </w:rPr>
+              <w:br/>
+              <w:t xml:space="preserve"/>
+            </w:r>
+            <w:r>
+              <w:rPr>
+                <w:rFonts w:ascii="Arial" w:cs="Arial" w:eastAsia="Arial" w:hAnsi="Arial"/>
+                <w:b w:val="false"/>
+                <w:bCs w:val="false"/>
+                <w:i w:val="false"/>
+                <w:iCs w:val="false"/>
+                <w:color w:val="000000"/>
+                <w:sz w:val="20"/>
+                <w:szCs w:val="20"/>
+              </w:rPr>
+              <w:t xml:space="preserve">Readability Over Cleverness — A clear, simple function definition is better than a complex lambda. If you're tempted to nest lambdas or make a lambda too long, use def instead.</w:t>
+            </w:r>
+            <w:r>
+              <w:rPr>
+                <w:rFonts w:ascii="Arial" w:cs="Arial" w:eastAsia="Arial" w:hAnsi="Arial"/>
+                <w:sz w:val="20"/>
+                <w:szCs w:val="20"/>
+              </w:rPr>
+              <w:br/>
+              <w:t xml:space="preserve"/>
+            </w:r>
+            <w:r>
+              <w:rPr>
+                <w:rFonts w:ascii="Arial" w:cs="Arial" w:eastAsia="Arial" w:hAnsi="Arial"/>
+                <w:b w:val="false"/>
+                <w:bCs w:val="false"/>
+                <w:i w:val="false"/>
+                <w:iCs w:val="false"/>
+                <w:color w:val="000000"/>
+                <w:sz w:val="20"/>
+                <w:szCs w:val="20"/>
+              </w:rPr>
+              <w:t xml:space="preserve">Named Functions (def) are better for:</w:t>
+            </w:r>
+            <w:r>
+              <w:rPr>
+                <w:rFonts w:ascii="Arial" w:cs="Arial" w:eastAsia="Arial" w:hAnsi="Arial"/>
+                <w:sz w:val="20"/>
+                <w:szCs w:val="20"/>
+              </w:rPr>
+              <w:br/>
+              <w:t xml:space="preserve"/>
+            </w:r>
+            <w:r>
+              <w:rPr>
+                <w:rFonts w:ascii="Arial" w:cs="Arial" w:eastAsia="Arial" w:hAnsi="Arial"/>
+                <w:sz w:val="20"/>
+                <w:szCs w:val="20"/>
+              </w:rPr>
+              <w:br/>
+              <w:t xml:space="preserve"/>
+            </w:r>
+            <w:r>
+              <w:rPr>
+                <w:rFonts w:ascii="Arial" w:cs="Arial" w:eastAsia="Arial" w:hAnsi="Arial"/>
+                <w:b/>
+                <w:bCs/>
+                <w:i w:val="false"/>
+                <w:iCs w:val="false"/>
+                <w:color w:val="000000"/>
+                <w:sz w:val="20"/>
+                <w:szCs w:val="20"/>
+              </w:rPr>
+              <w:t xml:space="preserve">Key Concepts:</w:t>
+            </w:r>
+            <w:r>
+              <w:rPr>
+                <w:rFonts w:ascii="Arial" w:cs="Arial" w:eastAsia="Arial" w:hAnsi="Arial"/>
+                <w:sz w:val="20"/>
+                <w:szCs w:val="20"/>
+              </w:rPr>
+              <w:br/>
+              <w:t xml:space="preserve"/>
+            </w:r>
+            <w:r>
+              <w:rPr>
+                <w:rFonts w:ascii="Arial" w:cs="Arial" w:eastAsia="Arial" w:hAnsi="Arial"/>
+                <w:b w:val="false"/>
+                <w:bCs w:val="false"/>
+                <w:i w:val="false"/>
+                <w:iCs w:val="false"/>
+                <w:color w:val="000000"/>
+                <w:sz w:val="20"/>
+                <w:szCs w:val="20"/>
+              </w:rPr>
+              <w:t xml:space="preserve">    • Only one expression allowed</w:t>
+            </w:r>
+            <w:r>
+              <w:rPr>
+                <w:rFonts w:ascii="Arial" w:cs="Arial" w:eastAsia="Arial" w:hAnsi="Arial"/>
+                <w:sz w:val="20"/>
+                <w:szCs w:val="20"/>
+              </w:rPr>
+              <w:br/>
+              <w:t xml:space="preserve"/>
+            </w:r>
+            <w:r>
+              <w:rPr>
+                <w:rFonts w:ascii="Arial" w:cs="Arial" w:eastAsia="Arial" w:hAnsi="Arial"/>
+                <w:b w:val="false"/>
+                <w:bCs w:val="false"/>
+                <w:i w:val="false"/>
+                <w:iCs w:val="false"/>
+                <w:color w:val="000000"/>
+                <w:sz w:val="20"/>
+                <w:szCs w:val="20"/>
+              </w:rPr>
+              <w:t xml:space="preserve">    • No loops, if-statements, or multi-line logic</w:t>
+            </w:r>
+            <w:r>
+              <w:rPr>
+                <w:rFonts w:ascii="Arial" w:cs="Arial" w:eastAsia="Arial" w:hAnsi="Arial"/>
+                <w:sz w:val="20"/>
+                <w:szCs w:val="20"/>
+              </w:rPr>
+              <w:br/>
+              <w:t xml:space="preserve"/>
+            </w:r>
+            <w:r>
+              <w:rPr>
+                <w:rFonts w:ascii="Arial" w:cs="Arial" w:eastAsia="Arial" w:hAnsi="Arial"/>
+                <w:b w:val="false"/>
+                <w:bCs w:val="false"/>
+                <w:i w:val="false"/>
+                <w:iCs w:val="false"/>
+                <w:color w:val="000000"/>
+                <w:sz w:val="20"/>
+                <w:szCs w:val="20"/>
+              </w:rPr>
+              <w:t xml:space="preserve">    • Can't have docstrings (for documentation)</w:t>
+            </w:r>
+            <w:r>
+              <w:rPr>
+                <w:rFonts w:ascii="Arial" w:cs="Arial" w:eastAsia="Arial" w:hAnsi="Arial"/>
+                <w:sz w:val="20"/>
+                <w:szCs w:val="20"/>
+              </w:rPr>
+              <w:br/>
+              <w:t xml:space="preserve"/>
+            </w:r>
+            <w:r>
+              <w:rPr>
+                <w:rFonts w:ascii="Arial" w:cs="Arial" w:eastAsia="Arial" w:hAnsi="Arial"/>
+                <w:b w:val="false"/>
+                <w:bCs w:val="false"/>
+                <w:i w:val="false"/>
+                <w:iCs w:val="false"/>
+                <w:color w:val="000000"/>
+                <w:sz w:val="20"/>
+                <w:szCs w:val="20"/>
+              </w:rPr>
+              <w:t xml:space="preserve">    • Can be harder to debug (error messages reference &lt;lambda&gt;, not a function name)</w:t>
+            </w:r>
+            <w:r>
+              <w:rPr>
+                <w:rFonts w:ascii="Arial" w:cs="Arial" w:eastAsia="Arial" w:hAnsi="Arial"/>
+                <w:sz w:val="20"/>
+                <w:szCs w:val="20"/>
+              </w:rPr>
+              <w:br/>
+              <w:t xml:space="preserve"/>
+            </w:r>
+            <w:r>
+              <w:rPr>
+                <w:rFonts w:ascii="Arial" w:cs="Arial" w:eastAsia="Arial" w:hAnsi="Arial"/>
+                <w:b w:val="false"/>
+                <w:bCs w:val="false"/>
+                <w:i w:val="false"/>
+                <w:iCs w:val="false"/>
+                <w:color w:val="000000"/>
+                <w:sz w:val="20"/>
+                <w:szCs w:val="20"/>
+              </w:rPr>
+              <w:t xml:space="preserve">    • Complex logic</w:t>
+            </w:r>
+            <w:r>
+              <w:rPr>
+                <w:rFonts w:ascii="Arial" w:cs="Arial" w:eastAsia="Arial" w:hAnsi="Arial"/>
+                <w:sz w:val="20"/>
+                <w:szCs w:val="20"/>
+              </w:rPr>
+              <w:br/>
+              <w:t xml:space="preserve"/>
+            </w:r>
+            <w:r>
+              <w:rPr>
+                <w:rFonts w:ascii="Arial" w:cs="Arial" w:eastAsia="Arial" w:hAnsi="Arial"/>
+                <w:b w:val="false"/>
+                <w:bCs w:val="false"/>
+                <w:i w:val="false"/>
+                <w:iCs w:val="false"/>
+                <w:color w:val="000000"/>
+                <w:sz w:val="20"/>
+                <w:szCs w:val="20"/>
+              </w:rPr>
+              <w:t xml:space="preserve">    • Reusable code (used in multiple places)</w:t>
+            </w:r>
+            <w:r>
+              <w:rPr>
+                <w:rFonts w:ascii="Arial" w:cs="Arial" w:eastAsia="Arial" w:hAnsi="Arial"/>
+                <w:sz w:val="20"/>
+                <w:szCs w:val="20"/>
+              </w:rPr>
+              <w:br/>
+              <w:t xml:space="preserve"/>
+            </w:r>
+            <w:r>
+              <w:rPr>
+                <w:rFonts w:ascii="Arial" w:cs="Arial" w:eastAsia="Arial" w:hAnsi="Arial"/>
+                <w:b w:val="false"/>
+                <w:bCs w:val="false"/>
+                <w:i w:val="false"/>
+                <w:iCs w:val="false"/>
+                <w:color w:val="000000"/>
+                <w:sz w:val="20"/>
+                <w:szCs w:val="20"/>
+              </w:rPr>
+              <w:t xml:space="preserve">    • Self-documenting code (the name explains the purpose)</w:t>
+            </w:r>
+            <w:r>
+              <w:rPr>
+                <w:rFonts w:ascii="Arial" w:cs="Arial" w:eastAsia="Arial" w:hAnsi="Arial"/>
+                <w:sz w:val="20"/>
+                <w:szCs w:val="20"/>
+              </w:rPr>
+              <w:br/>
+              <w:t xml:space="preserve"/>
+            </w:r>
+            <w:r>
+              <w:rPr>
+                <w:rFonts w:ascii="Arial" w:cs="Arial" w:eastAsia="Arial" w:hAnsi="Arial"/>
+                <w:b w:val="false"/>
+                <w:bCs w:val="false"/>
+                <w:i w:val="false"/>
+                <w:iCs w:val="false"/>
+                <w:color w:val="000000"/>
+                <w:sz w:val="20"/>
+                <w:szCs w:val="20"/>
+              </w:rPr>
+              <w:t xml:space="preserve">    • Debugging (the function name appears in tracebacks)</w:t>
+            </w:r>
+            <w:r>
+              <w:rPr>
+                <w:rFonts w:ascii="Arial" w:cs="Arial" w:eastAsia="Arial" w:hAnsi="Arial"/>
+                <w:sz w:val="20"/>
+                <w:szCs w:val="20"/>
+              </w:rPr>
+              <w:br/>
+              <w:t xml:space="preserve"/>
+            </w:r>
+            <w:r>
+              <w:rPr>
+                <w:rFonts w:ascii="Arial" w:cs="Arial" w:eastAsia="Arial" w:hAnsi="Arial"/>
+                <w:sz w:val="20"/>
+                <w:szCs w:val="20"/>
+              </w:rPr>
+              <w:br/>
+              <w:t xml:space="preserve"/>
+            </w:r>
+            <w:r>
+              <w:rPr>
+                <w:rFonts w:ascii="Arial" w:cs="Arial" w:eastAsia="Arial" w:hAnsi="Arial"/>
+                <w:b/>
+                <w:bCs/>
+                <w:i w:val="false"/>
+                <w:iCs w:val="false"/>
+                <w:color w:val="000000"/>
+                <w:sz w:val="20"/>
+                <w:szCs w:val="20"/>
+              </w:rPr>
+              <w:t xml:space="preserve">Vocabulary: </w:t>
+            </w:r>
+            <w:r>
+              <w:rPr>
+                <w:rFonts w:ascii="Arial" w:cs="Arial" w:eastAsia="Arial" w:hAnsi="Arial"/>
+                <w:b w:val="false"/>
+                <w:bCs w:val="false"/>
+                <w:i w:val="false"/>
+                <w:iCs w:val="false"/>
+                <w:color w:val="000000"/>
+                <w:sz w:val="20"/>
+                <w:szCs w:val="20"/>
+              </w:rPr>
+              <w:t xml:space="preserve">Readability Over Cleverness, Lambda Limitations, Named Functions, Key Takeaway</w:t>
+            </w:r>
+            <w:r>
+              <w:rPr>
+                <w:rFonts w:ascii="Arial" w:cs="Arial" w:eastAsia="Arial" w:hAnsi="Arial"/>
+                <w:sz w:val="20"/>
+                <w:szCs w:val="20"/>
+              </w:rPr>
+              <w:br/>
+              <w:t xml:space="preserve"/>
+            </w:r>
+            <w:r>
+              <w:rPr>
+                <w:rFonts w:ascii="Arial" w:cs="Arial" w:eastAsia="Arial" w:hAnsi="Arial"/>
+                <w:sz w:val="20"/>
+                <w:szCs w:val="20"/>
+              </w:rPr>
+              <w:br/>
+              <w:t xml:space="preserve"/>
+            </w:r>
+            <w:r>
+              <w:rPr>
+                <w:rFonts w:ascii="Arial" w:cs="Arial" w:eastAsia="Arial" w:hAnsi="Arial"/>
+                <w:b/>
+                <w:bCs/>
+                <w:i/>
+                <w:iCs/>
+                <w:color w:val="555555"/>
+                <w:sz w:val="20"/>
+                <w:szCs w:val="20"/>
+              </w:rPr>
+              <w:t xml:space="preserve">→ Live Demo — </w:t>
+            </w:r>
+            <w:r>
+              <w:rPr>
+                <w:rFonts w:ascii="Arial" w:cs="Arial" w:eastAsia="Arial" w:hAnsi="Arial"/>
+                <w:b w:val="false"/>
+                <w:bCs w:val="false"/>
+                <w:i/>
+                <w:iCs/>
+                <w:color w:val="555555"/>
+                <w:sz w:val="20"/>
+                <w:szCs w:val="20"/>
+              </w:rPr>
+              <w:t xml:space="preserve">type examples as students follow along in their own editor.</w:t>
+            </w:r>
+            <w:r>
+              <w:rPr>
+                <w:rFonts w:ascii="Arial" w:cs="Arial" w:eastAsia="Arial" w:hAnsi="Arial"/>
+                <w:sz w:val="20"/>
+                <w:szCs w:val="20"/>
+              </w:rPr>
+              <w:br/>
+              <w:t xml:space="preserve"/>
+            </w:r>
+            <w:r>
+              <w:rPr>
+                <w:rFonts w:ascii="Arial" w:cs="Arial" w:eastAsia="Arial" w:hAnsi="Arial"/>
+                <w:b/>
+                <w:bCs/>
+                <w:i/>
+                <w:iCs/>
+                <w:color w:val="555555"/>
+                <w:sz w:val="20"/>
+                <w:szCs w:val="20"/>
+              </w:rPr>
+              <w:t xml:space="preserve">→ Check for Understanding: </w:t>
+            </w:r>
+            <w:r>
+              <w:rPr>
+                <w:rFonts w:ascii="Arial" w:cs="Arial" w:eastAsia="Arial" w:hAnsi="Arial"/>
+                <w:b w:val="false"/>
+                <w:bCs w:val="false"/>
+                <w:i/>
+                <w:iCs/>
+                <w:color w:val="555555"/>
+                <w:sz w:val="20"/>
+                <w:szCs w:val="20"/>
+              </w:rPr>
+              <w:t xml:space="preserve">pause and cold-call: “Can someone explain what we just did in their own words?”</w:t>
             </w:r>
           </w:p>
         </w:tc>
@@ -377,9 +1021,9 @@
               <w:right w:val="single" w:color="CCCCCC" w:sz="1"/>
             </w:tcBorders>
             <w:tcMar>
-              <w:top w:type="dxa" w:w="60"/>
+              <w:top w:type="dxa" w:w="80"/>
               <w:left w:type="dxa" w:w="120"/>
-              <w:bottom w:type="dxa" w:w="60"/>
+              <w:bottom w:type="dxa" w:w="80"/>
               <w:right w:type="dxa" w:w="120"/>
             </w:tcMar>
           </w:tcPr>
@@ -406,20 +1050,90 @@
               <w:right w:val="single" w:color="CCCCCC" w:sz="1"/>
             </w:tcBorders>
             <w:tcMar>
-              <w:top w:type="dxa" w:w="60"/>
+              <w:top w:type="dxa" w:w="80"/>
               <w:left w:type="dxa" w:w="120"/>
-              <w:bottom w:type="dxa" w:w="60"/>
+              <w:bottom w:type="dxa" w:w="80"/>
               <w:right w:type="dxa" w:w="120"/>
             </w:tcMar>
           </w:tcPr>
           <w:p>
-            <w:r>
-              <w:rPr>
-                <w:rFonts w:ascii="Arial" w:cs="Arial" w:eastAsia="Arial" w:hAnsi="Arial"/>
-                <w:sz w:val="20"/>
-                <w:szCs w:val="20"/>
+            <w:pPr>
+              <w:spacing w:after="80" w:before="80"/>
+            </w:pPr>
+            <w:r>
+              <w:rPr>
+                <w:rFonts w:ascii="Arial" w:cs="Arial" w:eastAsia="Arial" w:hAnsi="Arial"/>
+                <w:b/>
+                <w:bCs/>
+                <w:i w:val="false"/>
+                <w:iCs w:val="false"/>
+                <w:color w:val="000000"/>
+                <w:sz w:val="22"/>
+                <w:szCs w:val="22"/>
               </w:rPr>
               <w:t xml:space="preserve">Guided Practice</w:t>
+            </w:r>
+            <w:r>
+              <w:rPr>
+                <w:rFonts w:ascii="Arial" w:cs="Arial" w:eastAsia="Arial" w:hAnsi="Arial"/>
+                <w:sz w:val="20"/>
+                <w:szCs w:val="20"/>
+              </w:rPr>
+              <w:br/>
+              <w:t xml:space="preserve"/>
+            </w:r>
+            <w:r>
+              <w:rPr>
+                <w:rFonts w:ascii="Arial" w:cs="Arial" w:eastAsia="Arial" w:hAnsi="Arial"/>
+                <w:sz w:val="20"/>
+                <w:szCs w:val="20"/>
+              </w:rPr>
+              <w:br/>
+              <w:t xml:space="preserve"/>
+            </w:r>
+            <w:r>
+              <w:rPr>
+                <w:rFonts w:ascii="Arial" w:cs="Arial" w:eastAsia="Arial" w:hAnsi="Arial"/>
+                <w:b w:val="false"/>
+                <w:bCs w:val="false"/>
+                <w:i w:val="false"/>
+                <w:iCs w:val="false"/>
+                <w:color w:val="000000"/>
+                <w:sz w:val="20"/>
+                <w:szCs w:val="20"/>
+              </w:rPr>
+              <w:t xml:space="preserve">Step 1: You have a list of students with test scores. Sort them by score (highest first) using a lambda. When would this be a good use of lambda?</w:t>
+            </w:r>
+            <w:r>
+              <w:rPr>
+                <w:rFonts w:ascii="Arial" w:cs="Arial" w:eastAsia="Arial" w:hAnsi="Arial"/>
+                <w:sz w:val="20"/>
+                <w:szCs w:val="20"/>
+              </w:rPr>
+              <w:br/>
+              <w:t xml:space="preserve"/>
+            </w:r>
+            <w:r>
+              <w:rPr>
+                <w:rFonts w:ascii="Arial" w:cs="Arial" w:eastAsia="Arial" w:hAnsi="Arial"/>
+                <w:sz w:val="20"/>
+                <w:szCs w:val="20"/>
+              </w:rPr>
+              <w:br/>
+              <w:t xml:space="preserve"/>
+            </w:r>
+            <w:r>
+              <w:rPr>
+                <w:rFonts w:ascii="Arial" w:cs="Arial" w:eastAsia="Arial" w:hAnsi="Arial"/>
+                <w:b w:val="false"/>
+                <w:bCs w:val="false"/>
+                <w:i/>
+                <w:iCs/>
+                <w:color w:val="555555"/>
+                <w:sz w:val="20"/>
+                <w:szCs w:val="20"/>
+              </w:rPr>
+              <w:t xml:space="preserve">→ Teacher models — students try alongside, then compare results.</w:t>
             </w:r>
           </w:p>
         </w:tc>
@@ -435,9 +1149,9 @@
               <w:right w:val="single" w:color="CCCCCC" w:sz="1"/>
             </w:tcBorders>
             <w:tcMar>
-              <w:top w:type="dxa" w:w="60"/>
+              <w:top w:type="dxa" w:w="80"/>
               <w:left w:type="dxa" w:w="120"/>
-              <w:bottom w:type="dxa" w:w="60"/>
+              <w:bottom w:type="dxa" w:w="80"/>
               <w:right w:type="dxa" w:w="120"/>
             </w:tcMar>
           </w:tcPr>
@@ -450,7 +1164,7 @@
                 <w:sz w:val="20"/>
                 <w:szCs w:val="20"/>
               </w:rPr>
-              <w:t xml:space="preserve">15-20 min</w:t>
+              <w:t xml:space="preserve">15–20 min</w:t>
             </w:r>
           </w:p>
         </w:tc>
@@ -464,20 +1178,81 @@
               <w:right w:val="single" w:color="CCCCCC" w:sz="1"/>
             </w:tcBorders>
             <w:tcMar>
-              <w:top w:type="dxa" w:w="60"/>
+              <w:top w:type="dxa" w:w="80"/>
               <w:left w:type="dxa" w:w="120"/>
-              <w:bottom w:type="dxa" w:w="60"/>
+              <w:bottom w:type="dxa" w:w="80"/>
               <w:right w:type="dxa" w:w="120"/>
             </w:tcMar>
           </w:tcPr>
           <w:p>
-            <w:r>
-              <w:rPr>
-                <w:rFonts w:ascii="Arial" w:cs="Arial" w:eastAsia="Arial" w:hAnsi="Arial"/>
-                <w:sz w:val="20"/>
-                <w:szCs w:val="20"/>
+            <w:pPr>
+              <w:spacing w:after="80" w:before="80"/>
+            </w:pPr>
+            <w:r>
+              <w:rPr>
+                <w:rFonts w:ascii="Arial" w:cs="Arial" w:eastAsia="Arial" w:hAnsi="Arial"/>
+                <w:b/>
+                <w:bCs/>
+                <w:i w:val="false"/>
+                <w:iCs w:val="false"/>
+                <w:color w:val="000000"/>
+                <w:sz w:val="22"/>
+                <w:szCs w:val="22"/>
               </w:rPr>
               <w:t xml:space="preserve">Independent Practice / Code Along</w:t>
+            </w:r>
+            <w:r>
+              <w:rPr>
+                <w:rFonts w:ascii="Arial" w:cs="Arial" w:eastAsia="Arial" w:hAnsi="Arial"/>
+                <w:sz w:val="20"/>
+                <w:szCs w:val="20"/>
+              </w:rPr>
+              <w:br/>
+              <w:t xml:space="preserve"/>
+            </w:r>
+            <w:r>
+              <w:rPr>
+                <w:rFonts w:ascii="Arial" w:cs="Arial" w:eastAsia="Arial" w:hAnsi="Arial"/>
+                <w:b w:val="false"/>
+                <w:bCs w:val="false"/>
+                <w:i w:val="false"/>
+                <w:iCs w:val="false"/>
+                <w:color w:val="000000"/>
+                <w:sz w:val="20"/>
+                <w:szCs w:val="20"/>
+              </w:rPr>
+              <w:t xml:space="preserve">    Work through problems from the day's exercise set.</w:t>
+            </w:r>
+            <w:r>
+              <w:rPr>
+                <w:rFonts w:ascii="Arial" w:cs="Arial" w:eastAsia="Arial" w:hAnsi="Arial"/>
+                <w:sz w:val="20"/>
+                <w:szCs w:val="20"/>
+              </w:rPr>
+              <w:br/>
+              <w:t xml:space="preserve"/>
+            </w:r>
+            <w:r>
+              <w:rPr>
+                <w:rFonts w:ascii="Arial" w:cs="Arial" w:eastAsia="Arial" w:hAnsi="Arial"/>
+                <w:sz w:val="20"/>
+                <w:szCs w:val="20"/>
+              </w:rPr>
+              <w:br/>
+              <w:t xml:space="preserve"/>
+            </w:r>
+            <w:r>
+              <w:rPr>
+                <w:rFonts w:ascii="Arial" w:cs="Arial" w:eastAsia="Arial" w:hAnsi="Arial"/>
+                <w:b w:val="false"/>
+                <w:bCs w:val="false"/>
+                <w:i/>
+                <w:iCs/>
+                <w:color w:val="555555"/>
+                <w:sz w:val="20"/>
+                <w:szCs w:val="20"/>
+              </w:rPr>
+              <w:t xml:space="preserve">→ Teacher circulates — offer hints, check for understanding.</w:t>
             </w:r>
           </w:p>
         </w:tc>
@@ -493,9 +1268,9 @@
               <w:right w:val="single" w:color="CCCCCC" w:sz="1"/>
             </w:tcBorders>
             <w:tcMar>
-              <w:top w:type="dxa" w:w="60"/>
+              <w:top w:type="dxa" w:w="80"/>
               <w:left w:type="dxa" w:w="120"/>
-              <w:bottom w:type="dxa" w:w="60"/>
+              <w:bottom w:type="dxa" w:w="80"/>
               <w:right w:type="dxa" w:w="120"/>
             </w:tcMar>
           </w:tcPr>
@@ -522,20 +1297,90 @@
               <w:right w:val="single" w:color="CCCCCC" w:sz="1"/>
             </w:tcBorders>
             <w:tcMar>
-              <w:top w:type="dxa" w:w="60"/>
+              <w:top w:type="dxa" w:w="80"/>
               <w:left w:type="dxa" w:w="120"/>
-              <w:bottom w:type="dxa" w:w="60"/>
+              <w:bottom w:type="dxa" w:w="80"/>
               <w:right w:type="dxa" w:w="120"/>
             </w:tcMar>
           </w:tcPr>
           <w:p>
-            <w:r>
-              <w:rPr>
-                <w:rFonts w:ascii="Arial" w:cs="Arial" w:eastAsia="Arial" w:hAnsi="Arial"/>
-                <w:sz w:val="20"/>
-                <w:szCs w:val="20"/>
+            <w:pPr>
+              <w:spacing w:after="80" w:before="80"/>
+            </w:pPr>
+            <w:r>
+              <w:rPr>
+                <w:rFonts w:ascii="Arial" w:cs="Arial" w:eastAsia="Arial" w:hAnsi="Arial"/>
+                <w:b/>
+                <w:bCs/>
+                <w:i w:val="false"/>
+                <w:iCs w:val="false"/>
+                <w:color w:val="000000"/>
+                <w:sz w:val="22"/>
+                <w:szCs w:val="22"/>
               </w:rPr>
               <w:t xml:space="preserve">Exit Ticket / Wrap-Up</w:t>
+            </w:r>
+            <w:r>
+              <w:rPr>
+                <w:rFonts w:ascii="Arial" w:cs="Arial" w:eastAsia="Arial" w:hAnsi="Arial"/>
+                <w:sz w:val="20"/>
+                <w:szCs w:val="20"/>
+              </w:rPr>
+              <w:br/>
+              <w:t xml:space="preserve"/>
+            </w:r>
+            <w:r>
+              <w:rPr>
+                <w:rFonts w:ascii="Arial" w:cs="Arial" w:eastAsia="Arial" w:hAnsi="Arial"/>
+                <w:sz w:val="20"/>
+                <w:szCs w:val="20"/>
+              </w:rPr>
+              <w:br/>
+              <w:t xml:space="preserve"/>
+            </w:r>
+            <w:r>
+              <w:rPr>
+                <w:rFonts w:ascii="Arial" w:cs="Arial" w:eastAsia="Arial" w:hAnsi="Arial"/>
+                <w:b w:val="false"/>
+                <w:bCs w:val="false"/>
+                <w:i w:val="false"/>
+                <w:iCs w:val="false"/>
+                <w:color w:val="000000"/>
+                <w:sz w:val="20"/>
+                <w:szCs w:val="20"/>
+              </w:rPr>
+              <w:t xml:space="preserve">Quick Check: Choose when to use lambdas vs. named functions, and apply best practices for readable, maintainable code?</w:t>
+            </w:r>
+            <w:r>
+              <w:rPr>
+                <w:rFonts w:ascii="Arial" w:cs="Arial" w:eastAsia="Arial" w:hAnsi="Arial"/>
+                <w:sz w:val="20"/>
+                <w:szCs w:val="20"/>
+              </w:rPr>
+              <w:br/>
+              <w:t xml:space="preserve"/>
+            </w:r>
+            <w:r>
+              <w:rPr>
+                <w:rFonts w:ascii="Arial" w:cs="Arial" w:eastAsia="Arial" w:hAnsi="Arial"/>
+                <w:sz w:val="20"/>
+                <w:szCs w:val="20"/>
+              </w:rPr>
+              <w:br/>
+              <w:t xml:space="preserve"/>
+            </w:r>
+            <w:r>
+              <w:rPr>
+                <w:rFonts w:ascii="Arial" w:cs="Arial" w:eastAsia="Arial" w:hAnsi="Arial"/>
+                <w:b w:val="false"/>
+                <w:bCs w:val="false"/>
+                <w:i/>
+                <w:iCs/>
+                <w:color w:val="555555"/>
+                <w:sz w:val="20"/>
+                <w:szCs w:val="20"/>
+              </w:rPr>
+              <w:t xml:space="preserve">→ 3–2–1: Name 3 things learned, 2 new vocab words, 1 question you still have.</w:t>
             </w:r>
           </w:p>
         </w:tc>
@@ -860,19 +1705,6 @@
                 <w:sz w:val="18"/>
                 <w:szCs w:val="18"/>
               </w:rPr>
-              <w:t xml:space="preserve"># Example 1: When lambda is GOOD (simple, one-time use)</w:t>
-            </w:r>
-          </w:p>
-          <w:p>
-            <w:pPr>
-              <w:spacing w:after="20"/>
-            </w:pPr>
-            <w:r>
-              <w:rPr>
-                <w:rFonts w:ascii="Courier New" w:cs="Courier New" w:eastAsia="Courier New" w:hAnsi="Courier New"/>
-                <w:sz w:val="18"/>
-                <w:szCs w:val="18"/>
-              </w:rPr>
               <w:t xml:space="preserve">numbers = [1, 2, 3, 4, 5]</w:t>
             </w:r>
           </w:p>
@@ -925,20 +1757,20 @@
                 <w:sz w:val="18"/>
                 <w:szCs w:val="18"/>
               </w:rPr>
-              <w:t xml:space="preserve"># Example 2: When lambda is BAD (should use def instead)</w:t>
-            </w:r>
-          </w:p>
-          <w:p>
-            <w:pPr>
-              <w:spacing w:after="20"/>
-            </w:pPr>
-            <w:r>
-              <w:rPr>
-                <w:rFonts w:ascii="Courier New" w:cs="Courier New" w:eastAsia="Courier New" w:hAnsi="Courier New"/>
-                <w:sz w:val="18"/>
-                <w:szCs w:val="18"/>
-              </w:rPr>
-              <w:t xml:space="preserve"># DON'T DO THIS - too complex for a lambda</w:t>
+              <w:t xml:space="preserve"> </w:t>
+            </w:r>
+          </w:p>
+          <w:p>
+            <w:pPr>
+              <w:spacing w:after="20"/>
+            </w:pPr>
+            <w:r>
+              <w:rPr>
+                <w:rFonts w:ascii="Courier New" w:cs="Courier New" w:eastAsia="Courier New" w:hAnsi="Courier New"/>
+                <w:sz w:val="18"/>
+                <w:szCs w:val="18"/>
+              </w:rPr>
+              <w:t xml:space="preserve"> </w:t>
             </w:r>
           </w:p>
           <w:p>
@@ -977,7 +1809,7 @@
                 <w:sz w:val="18"/>
                 <w:szCs w:val="18"/>
               </w:rPr>
-              <w:t xml:space="preserve"># INSTEAD, do this:</w:t>
+              <w:t xml:space="preserve"> </w:t>
             </w:r>
           </w:p>
           <w:p>
@@ -1081,7 +1913,7 @@
                 <w:sz w:val="18"/>
                 <w:szCs w:val="18"/>
               </w:rPr>
-              <w:t xml:space="preserve"># Example 3: Named function for clarity</w:t>
+              <w:t xml:space="preserve"> </w:t>
             </w:r>
           </w:p>
           <w:p>
@@ -1250,7 +2082,7 @@
                 <w:sz w:val="18"/>
                 <w:szCs w:val="18"/>
               </w:rPr>
-              <w:t xml:space="preserve"># Example 4: Debugging advantage of named functions</w:t>
+              <w:t xml:space="preserve"> </w:t>
             </w:r>
           </w:p>
           <w:p>
@@ -1328,7 +2160,7 @@
                 <w:sz w:val="18"/>
                 <w:szCs w:val="18"/>
               </w:rPr>
-              <w:t xml:space="preserve"># vs.</w:t>
+              <w:t xml:space="preserve"> </w:t>
             </w:r>
           </w:p>
           <w:p>
@@ -1367,20 +2199,20 @@
                 <w:sz w:val="18"/>
                 <w:szCs w:val="18"/>
               </w:rPr>
-              <w:t xml:space="preserve"># Example 5: When NOT to nest lambdas</w:t>
-            </w:r>
-          </w:p>
-          <w:p>
-            <w:pPr>
-              <w:spacing w:after="20"/>
-            </w:pPr>
-            <w:r>
-              <w:rPr>
-                <w:rFonts w:ascii="Courier New" w:cs="Courier New" w:eastAsia="Courier New" w:hAnsi="Courier New"/>
-                <w:sz w:val="18"/>
-                <w:szCs w:val="18"/>
-              </w:rPr>
-              <w:t xml:space="preserve"># BAD - too complex to read</w:t>
+              <w:t xml:space="preserve"> </w:t>
+            </w:r>
+          </w:p>
+          <w:p>
+            <w:pPr>
+              <w:spacing w:after="20"/>
+            </w:pPr>
+            <w:r>
+              <w:rPr>
+                <w:rFonts w:ascii="Courier New" w:cs="Courier New" w:eastAsia="Courier New" w:hAnsi="Courier New"/>
+                <w:sz w:val="18"/>
+                <w:szCs w:val="18"/>
+              </w:rPr>
+              <w:t xml:space="preserve"> </w:t>
             </w:r>
           </w:p>
           <w:p>
@@ -1419,7 +2251,7 @@
                 <w:sz w:val="18"/>
                 <w:szCs w:val="18"/>
               </w:rPr>
-              <w:t xml:space="preserve"># GOOD - broken into steps</w:t>
+              <w:t xml:space="preserve"> </w:t>
             </w:r>
           </w:p>
           <w:p>
@@ -1497,7 +2329,7 @@
                 <w:sz w:val="18"/>
                 <w:szCs w:val="18"/>
               </w:rPr>
-              <w:t xml:space="preserve"># EVEN BETTER - no lambdas needed</w:t>
+              <w:t xml:space="preserve"> </w:t>
             </w:r>
           </w:p>
           <w:p>
@@ -1653,20 +2485,20 @@
                 <w:sz w:val="18"/>
                 <w:szCs w:val="18"/>
               </w:rPr>
-              <w:t xml:space="preserve"># Example 6: Lambda is perfect for sorting</w:t>
-            </w:r>
-          </w:p>
-          <w:p>
-            <w:pPr>
-              <w:spacing w:after="20"/>
-            </w:pPr>
-            <w:r>
-              <w:rPr>
-                <w:rFonts w:ascii="Courier New" w:cs="Courier New" w:eastAsia="Courier New" w:hAnsi="Courier New"/>
-                <w:sz w:val="18"/>
-                <w:szCs w:val="18"/>
-              </w:rPr>
-              <w:t xml:space="preserve"># This is a great use case!</w:t>
+              <w:t xml:space="preserve"> </w:t>
+            </w:r>
+          </w:p>
+          <w:p>
+            <w:pPr>
+              <w:spacing w:after="20"/>
+            </w:pPr>
+            <w:r>
+              <w:rPr>
+                <w:rFonts w:ascii="Courier New" w:cs="Courier New" w:eastAsia="Courier New" w:hAnsi="Courier New"/>
+                <w:sz w:val="18"/>
+                <w:szCs w:val="18"/>
+              </w:rPr>
+              <w:t xml:space="preserve"> </w:t>
             </w:r>
           </w:p>
           <w:p>
@@ -1904,45 +2736,6 @@
                 <w:sz w:val="18"/>
                 <w:szCs w:val="18"/>
               </w:rPr>
-              <w:t xml:space="preserve"># Original (too complex)</w:t>
-            </w:r>
-          </w:p>
-          <w:p>
-            <w:pPr>
-              <w:spacing w:after="20"/>
-            </w:pPr>
-            <w:r>
-              <w:rPr>
-                <w:rFonts w:ascii="Courier New" w:cs="Courier New" w:eastAsia="Courier New" w:hAnsi="Courier New"/>
-                <w:sz w:val="18"/>
-                <w:szCs w:val="18"/>
-              </w:rPr>
-              <w:t xml:space="preserve"># process = lambda x: x.upper().replace(" ", "_") if len(x) &gt; 3 else x.lower()</w:t>
-            </w:r>
-          </w:p>
-          <w:p>
-            <w:pPr>
-              <w:spacing w:after="20"/>
-            </w:pPr>
-            <w:r>
-              <w:rPr>
-                <w:rFonts w:ascii="Courier New" w:cs="Courier New" w:eastAsia="Courier New" w:hAnsi="Courier New"/>
-                <w:sz w:val="18"/>
-                <w:szCs w:val="18"/>
-              </w:rPr>
-              <w:t xml:space="preserve"> </w:t>
-            </w:r>
-          </w:p>
-          <w:p>
-            <w:pPr>
-              <w:spacing w:after="20"/>
-            </w:pPr>
-            <w:r>
-              <w:rPr>
-                <w:rFonts w:ascii="Courier New" w:cs="Courier New" w:eastAsia="Courier New" w:hAnsi="Courier New"/>
-                <w:sz w:val="18"/>
-                <w:szCs w:val="18"/>
-              </w:rPr>
               <w:t xml:space="preserve">def process_string(s):</w:t>
             </w:r>
           </w:p>
@@ -2324,58 +3117,6 @@
                 <w:sz w:val="18"/>
                 <w:szCs w:val="18"/>
               </w:rPr>
-              <w:t xml:space="preserve"># Before (too many lambdas)</w:t>
-            </w:r>
-          </w:p>
-          <w:p>
-            <w:pPr>
-              <w:spacing w:after="20"/>
-            </w:pPr>
-            <w:r>
-              <w:rPr>
-                <w:rFonts w:ascii="Courier New" w:cs="Courier New" w:eastAsia="Courier New" w:hAnsi="Courier New"/>
-                <w:sz w:val="18"/>
-                <w:szCs w:val="18"/>
-              </w:rPr>
-              <w:t xml:space="preserve"># data = [1, -5, 3, -2, 6]</w:t>
-            </w:r>
-          </w:p>
-          <w:p>
-            <w:pPr>
-              <w:spacing w:after="20"/>
-            </w:pPr>
-            <w:r>
-              <w:rPr>
-                <w:rFonts w:ascii="Courier New" w:cs="Courier New" w:eastAsia="Courier New" w:hAnsi="Courier New"/>
-                <w:sz w:val="18"/>
-                <w:szCs w:val="18"/>
-              </w:rPr>
-              <w:t xml:space="preserve"># result = sorted(map(lambda x: x ** 2, filter(lambda y: y != 0, data)))</w:t>
-            </w:r>
-          </w:p>
-          <w:p>
-            <w:pPr>
-              <w:spacing w:after="20"/>
-            </w:pPr>
-            <w:r>
-              <w:rPr>
-                <w:rFonts w:ascii="Courier New" w:cs="Courier New" w:eastAsia="Courier New" w:hAnsi="Courier New"/>
-                <w:sz w:val="18"/>
-                <w:szCs w:val="18"/>
-              </w:rPr>
-              <w:t xml:space="preserve"> </w:t>
-            </w:r>
-          </w:p>
-          <w:p>
-            <w:pPr>
-              <w:spacing w:after="20"/>
-            </w:pPr>
-            <w:r>
-              <w:rPr>
-                <w:rFonts w:ascii="Courier New" w:cs="Courier New" w:eastAsia="Courier New" w:hAnsi="Courier New"/>
-                <w:sz w:val="18"/>
-                <w:szCs w:val="18"/>
-              </w:rPr>
               <w:t xml:space="preserve">data = [1, -5, 3, -2, 6]</w:t>
             </w:r>
           </w:p>
@@ -2482,20 +3223,20 @@
                 <w:sz w:val="18"/>
                 <w:szCs w:val="18"/>
               </w:rPr>
-              <w:t xml:space="preserve"># Original: key=lambda x: len(x)</w:t>
-            </w:r>
-          </w:p>
-          <w:p>
-            <w:pPr>
-              <w:spacing w:after="20"/>
-            </w:pPr>
-            <w:r>
-              <w:rPr>
-                <w:rFonts w:ascii="Courier New" w:cs="Courier New" w:eastAsia="Courier New" w:hAnsi="Courier New"/>
-                <w:sz w:val="18"/>
-                <w:szCs w:val="18"/>
-              </w:rPr>
-              <w:t xml:space="preserve"># New: Create a function called word_length() and use it as the key</w:t>
+              <w:t xml:space="preserve">data = [{"x": 1, "y": 2}, {"x": 3, "y": 1}, {"x": 2, "y": 3}]</w:t>
+            </w:r>
+          </w:p>
+          <w:p>
+            <w:pPr>
+              <w:spacing w:after="20"/>
+            </w:pPr>
+            <w:r>
+              <w:rPr>
+                <w:rFonts w:ascii="Courier New" w:cs="Courier New" w:eastAsia="Courier New" w:hAnsi="Courier New"/>
+                <w:sz w:val="18"/>
+                <w:szCs w:val="18"/>
+              </w:rPr>
+              <w:t xml:space="preserve">result = sorted(filter(lambda d: d["x"] + d["y"] &gt; 3, data), key=lambda d: d["y"])</w:t>
             </w:r>
           </w:p>
         </w:tc>
@@ -2549,86 +3290,6 @@
                 <w:sz w:val="18"/>
                 <w:szCs w:val="18"/>
               </w:rPr>
-              <w:t xml:space="preserve">data = [{"x": 1, "y": 2}, {"x": 3, "y": 1}, {"x": 2, "y": 3}]</w:t>
-            </w:r>
-          </w:p>
-          <w:p>
-            <w:pPr>
-              <w:spacing w:after="20"/>
-            </w:pPr>
-            <w:r>
-              <w:rPr>
-                <w:rFonts w:ascii="Courier New" w:cs="Courier New" w:eastAsia="Courier New" w:hAnsi="Courier New"/>
-                <w:sz w:val="18"/>
-                <w:szCs w:val="18"/>
-              </w:rPr>
-              <w:t xml:space="preserve">result = sorted(filter(lambda d: d["x"] + d["y"] &gt; 3, data), key=lambda d: d["y"])</w:t>
-            </w:r>
-          </w:p>
-        </w:tc>
-      </w:tr>
-    </w:tbl>
-    <w:p>
-      <w:pPr>
-        <w:spacing w:after="120"/>
-      </w:pPr>
-    </w:p>
-    <w:tbl>
-      <w:tblPr>
-        <w:tblW w:type="dxa" w:w="9360"/>
-        <w:tblBorders>
-          <w:top w:val="single" w:color="auto" w:sz="4"/>
-          <w:left w:val="single" w:color="auto" w:sz="4"/>
-          <w:bottom w:val="single" w:color="auto" w:sz="4"/>
-          <w:right w:val="single" w:color="auto" w:sz="4"/>
-          <w:insideH w:val="single" w:color="auto" w:sz="4"/>
-          <w:insideV w:val="single" w:color="auto" w:sz="4"/>
-        </w:tblBorders>
-      </w:tblPr>
-      <w:tblGrid>
-        <w:gridCol w:w="9360"/>
-      </w:tblGrid>
-      <w:tr>
-        <w:tc>
-          <w:tcPr>
-            <w:tcW w:type="dxa" w:w="9360"/>
-            <w:tcBorders>
-              <w:top w:val="single" w:color="CCCCCC" w:sz="1"/>
-              <w:left w:val="single" w:color="CCCCCC" w:sz="1"/>
-              <w:bottom w:val="single" w:color="CCCCCC" w:sz="1"/>
-              <w:right w:val="single" w:color="CCCCCC" w:sz="1"/>
-            </w:tcBorders>
-            <w:shd w:fill="F2F2F2" w:val="clear"/>
-            <w:tcMar>
-              <w:top w:type="dxa" w:w="80"/>
-              <w:left w:type="dxa" w:w="160"/>
-              <w:bottom w:type="dxa" w:w="80"/>
-              <w:right w:type="dxa" w:w="160"/>
-            </w:tcMar>
-          </w:tcPr>
-          <w:p>
-            <w:pPr>
-              <w:spacing w:after="20"/>
-            </w:pPr>
-            <w:r>
-              <w:rPr>
-                <w:rFonts w:ascii="Courier New" w:cs="Courier New" w:eastAsia="Courier New" w:hAnsi="Courier New"/>
-                <w:sz w:val="18"/>
-                <w:szCs w:val="18"/>
-              </w:rPr>
-              <w:t xml:space="preserve"># Beginner</w:t>
-            </w:r>
-          </w:p>
-          <w:p>
-            <w:pPr>
-              <w:spacing w:after="20"/>
-            </w:pPr>
-            <w:r>
-              <w:rPr>
-                <w:rFonts w:ascii="Courier New" w:cs="Courier New" w:eastAsia="Courier New" w:hAnsi="Courier New"/>
-                <w:sz w:val="18"/>
-                <w:szCs w:val="18"/>
-              </w:rPr>
               <w:t xml:space="preserve">def word_length(word):</w:t>
             </w:r>
           </w:p>
@@ -2720,71 +3381,6 @@
                 <w:sz w:val="18"/>
                 <w:szCs w:val="18"/>
               </w:rPr>
-              <w:t xml:space="preserve"># Intermediate</w:t>
-            </w:r>
-          </w:p>
-          <w:p>
-            <w:pPr>
-              <w:spacing w:after="20"/>
-            </w:pPr>
-            <w:r>
-              <w:rPr>
-                <w:rFonts w:ascii="Courier New" w:cs="Courier New" w:eastAsia="Courier New" w:hAnsi="Courier New"/>
-                <w:sz w:val="18"/>
-                <w:szCs w:val="18"/>
-              </w:rPr>
-              <w:t xml:space="preserve"># 1. Named function - reusable, clear logic</w:t>
-            </w:r>
-          </w:p>
-          <w:p>
-            <w:pPr>
-              <w:spacing w:after="20"/>
-            </w:pPr>
-            <w:r>
-              <w:rPr>
-                <w:rFonts w:ascii="Courier New" w:cs="Courier New" w:eastAsia="Courier New" w:hAnsi="Courier New"/>
-                <w:sz w:val="18"/>
-                <w:szCs w:val="18"/>
-              </w:rPr>
-              <w:t xml:space="preserve"># 2. Lambda - sorting is a perfect use case</w:t>
-            </w:r>
-          </w:p>
-          <w:p>
-            <w:pPr>
-              <w:spacing w:after="20"/>
-            </w:pPr>
-            <w:r>
-              <w:rPr>
-                <w:rFonts w:ascii="Courier New" w:cs="Courier New" w:eastAsia="Courier New" w:hAnsi="Courier New"/>
-                <w:sz w:val="18"/>
-                <w:szCs w:val="18"/>
-              </w:rPr>
-              <w:t xml:space="preserve"># 3. Named function - complex logic needs clarity</w:t>
-            </w:r>
-          </w:p>
-          <w:p>
-            <w:pPr>
-              <w:spacing w:after="20"/>
-            </w:pPr>
-            <w:r>
-              <w:rPr>
-                <w:rFonts w:ascii="Courier New" w:cs="Courier New" w:eastAsia="Courier New" w:hAnsi="Courier New"/>
-                <w:sz w:val="18"/>
-                <w:szCs w:val="18"/>
-              </w:rPr>
-              <w:t xml:space="preserve"># 4. Lambda - one-time operation, simple</w:t>
-            </w:r>
-          </w:p>
-          <w:p>
-            <w:pPr>
-              <w:spacing w:after="20"/>
-            </w:pPr>
-            <w:r>
-              <w:rPr>
-                <w:rFonts w:ascii="Courier New" w:cs="Courier New" w:eastAsia="Courier New" w:hAnsi="Courier New"/>
-                <w:sz w:val="18"/>
-                <w:szCs w:val="18"/>
-              </w:rPr>
               <w:t xml:space="preserve"> </w:t>
             </w:r>
           </w:p>
@@ -2798,7 +3394,72 @@
                 <w:sz w:val="18"/>
                 <w:szCs w:val="18"/>
               </w:rPr>
-              <w:t xml:space="preserve"># Challenge</w:t>
+              <w:t xml:space="preserve"> </w:t>
+            </w:r>
+          </w:p>
+          <w:p>
+            <w:pPr>
+              <w:spacing w:after="20"/>
+            </w:pPr>
+            <w:r>
+              <w:rPr>
+                <w:rFonts w:ascii="Courier New" w:cs="Courier New" w:eastAsia="Courier New" w:hAnsi="Courier New"/>
+                <w:sz w:val="18"/>
+                <w:szCs w:val="18"/>
+              </w:rPr>
+              <w:t xml:space="preserve"> </w:t>
+            </w:r>
+          </w:p>
+          <w:p>
+            <w:pPr>
+              <w:spacing w:after="20"/>
+            </w:pPr>
+            <w:r>
+              <w:rPr>
+                <w:rFonts w:ascii="Courier New" w:cs="Courier New" w:eastAsia="Courier New" w:hAnsi="Courier New"/>
+                <w:sz w:val="18"/>
+                <w:szCs w:val="18"/>
+              </w:rPr>
+              <w:t xml:space="preserve"> </w:t>
+            </w:r>
+          </w:p>
+          <w:p>
+            <w:pPr>
+              <w:spacing w:after="20"/>
+            </w:pPr>
+            <w:r>
+              <w:rPr>
+                <w:rFonts w:ascii="Courier New" w:cs="Courier New" w:eastAsia="Courier New" w:hAnsi="Courier New"/>
+                <w:sz w:val="18"/>
+                <w:szCs w:val="18"/>
+              </w:rPr>
+              <w:t xml:space="preserve"> </w:t>
+            </w:r>
+          </w:p>
+          <w:p>
+            <w:pPr>
+              <w:spacing w:after="20"/>
+            </w:pPr>
+            <w:r>
+              <w:rPr>
+                <w:rFonts w:ascii="Courier New" w:cs="Courier New" w:eastAsia="Courier New" w:hAnsi="Courier New"/>
+                <w:sz w:val="18"/>
+                <w:szCs w:val="18"/>
+              </w:rPr>
+              <w:t xml:space="preserve"> </w:t>
+            </w:r>
+          </w:p>
+          <w:p>
+            <w:pPr>
+              <w:spacing w:after="20"/>
+            </w:pPr>
+            <w:r>
+              <w:rPr>
+                <w:rFonts w:ascii="Courier New" w:cs="Courier New" w:eastAsia="Courier New" w:hAnsi="Courier New"/>
+                <w:sz w:val="18"/>
+                <w:szCs w:val="18"/>
+              </w:rPr>
+              <w:t xml:space="preserve"> </w:t>
             </w:r>
           </w:p>
           <w:p>

--- a/Coding 2 - year/Unit 3 - Advanced Functions & Algorithms/Daily Lesson Plans/Word/Day 3.docx
+++ b/Coding 2 - year/Unit 3 - Advanced Functions & Algorithms/Daily Lesson Plans/Word/Day 3.docx
@@ -380,7 +380,7 @@
                 <w:sz w:val="20"/>
                 <w:szCs w:val="20"/>
               </w:rPr>
-              <w:t xml:space="preserve">    In your own words: Choose when to use lambdas vs. named functions, and apply best practices for readable, maintainable code?</w:t>
+              <w:t xml:space="preserve">    What factors would help you choose when to use lambdas vs. named functions, and apply best practices for readable, maintainable code? What trade-offs might you consider?</w:t>
             </w:r>
             <w:r>
               <w:rPr>
@@ -477,7 +477,7 @@
                 <w:sz w:val="20"/>
                 <w:szCs w:val="20"/>
               </w:rPr>
-              <w:t xml:space="preserve">Today's Goal: By the end of class you will be able to choose when to use lambdas vs. named functions, and apply best practices for readable, maintainable code.</w:t>
+              <w:t xml:space="preserve">Today’s Goal: By the end of class you will be able to choose when to use lambdas vs. named functions, and apply best practices for readable, maintainable code.</w:t>
             </w:r>
             <w:r>
               <w:rPr>
@@ -1349,7 +1349,7 @@
                 <w:sz w:val="20"/>
                 <w:szCs w:val="20"/>
               </w:rPr>
-              <w:t xml:space="preserve">Quick Check: Choose when to use lambdas vs. named functions, and apply best practices for readable, maintainable code?</w:t>
+              <w:t xml:space="preserve">What's one decision you made in your code today and why did you make it?</w:t>
             </w:r>
             <w:r>
               <w:rPr>

--- a/Coding 2 - year/Unit 3 - Advanced Functions & Algorithms/Daily Lesson Plans/Word/Day 3.docx
+++ b/Coding 2 - year/Unit 3 - Advanced Functions & Algorithms/Daily Lesson Plans/Word/Day 3.docx
@@ -1213,6 +1213,19 @@
             <w:r>
               <w:rPr>
                 <w:rFonts w:ascii="Arial" w:cs="Arial" w:eastAsia="Arial" w:hAnsi="Arial"/>
+                <w:b/>
+                <w:bCs/>
+                <w:i w:val="false"/>
+                <w:iCs w:val="false"/>
+                <w:color w:val="000000"/>
+                <w:sz w:val="20"/>
+                <w:szCs w:val="20"/>
+              </w:rPr>
+              <w:t xml:space="preserve">    Beginner: </w:t>
+            </w:r>
+            <w:r>
+              <w:rPr>
+                <w:rFonts w:ascii="Arial" w:cs="Arial" w:eastAsia="Arial" w:hAnsi="Arial"/>
                 <w:b w:val="false"/>
                 <w:bCs w:val="false"/>
                 <w:i w:val="false"/>
@@ -1221,7 +1234,77 @@
                 <w:sz w:val="20"/>
                 <w:szCs w:val="20"/>
               </w:rPr>
-              <w:t xml:space="preserve">    Work through problems from the day's exercise set.</w:t>
+              <w:t xml:space="preserve">Rewrite this as a named function, then use it to sort a list:</w:t>
+            </w:r>
+            <w:r>
+              <w:rPr>
+                <w:rFonts w:ascii="Arial" w:cs="Arial" w:eastAsia="Arial" w:hAnsi="Arial"/>
+                <w:sz w:val="20"/>
+                <w:szCs w:val="20"/>
+              </w:rPr>
+              <w:br/>
+              <w:t xml:space="preserve"/>
+            </w:r>
+            <w:r>
+              <w:rPr>
+                <w:rFonts w:ascii="Arial" w:cs="Arial" w:eastAsia="Arial" w:hAnsi="Arial"/>
+                <w:b/>
+                <w:bCs/>
+                <w:i w:val="false"/>
+                <w:iCs w:val="false"/>
+                <w:color w:val="000000"/>
+                <w:sz w:val="20"/>
+                <w:szCs w:val="20"/>
+              </w:rPr>
+              <w:t xml:space="preserve">    Intermediate: </w:t>
+            </w:r>
+            <w:r>
+              <w:rPr>
+                <w:rFonts w:ascii="Arial" w:cs="Arial" w:eastAsia="Arial" w:hAnsi="Arial"/>
+                <w:b w:val="false"/>
+                <w:bCs w:val="false"/>
+                <w:i w:val="false"/>
+                <w:iCs w:val="false"/>
+                <w:color w:val="000000"/>
+                <w:sz w:val="20"/>
+                <w:szCs w:val="20"/>
+              </w:rPr>
+              <w:t xml:space="preserve">Identify which of the following should use lambdas and which should use named functions: 1. Checking if a student is passing (grade &gt;= 70) 2…</w:t>
+            </w:r>
+            <w:r>
+              <w:rPr>
+                <w:rFonts w:ascii="Arial" w:cs="Arial" w:eastAsia="Arial" w:hAnsi="Arial"/>
+                <w:sz w:val="20"/>
+                <w:szCs w:val="20"/>
+              </w:rPr>
+              <w:br/>
+              <w:t xml:space="preserve"/>
+            </w:r>
+            <w:r>
+              <w:rPr>
+                <w:rFonts w:ascii="Arial" w:cs="Arial" w:eastAsia="Arial" w:hAnsi="Arial"/>
+                <w:b/>
+                <w:bCs/>
+                <w:i w:val="false"/>
+                <w:iCs w:val="false"/>
+                <w:color w:val="000000"/>
+                <w:sz w:val="20"/>
+                <w:szCs w:val="20"/>
+              </w:rPr>
+              <w:t xml:space="preserve">    Challenge: </w:t>
+            </w:r>
+            <w:r>
+              <w:rPr>
+                <w:rFonts w:ascii="Arial" w:cs="Arial" w:eastAsia="Arial" w:hAnsi="Arial"/>
+                <w:b w:val="false"/>
+                <w:bCs w:val="false"/>
+                <w:i w:val="false"/>
+                <w:iCs w:val="false"/>
+                <w:color w:val="000000"/>
+                <w:sz w:val="20"/>
+                <w:szCs w:val="20"/>
+              </w:rPr>
+              <w:t xml:space="preserve">Refactor this code to be more readable:</w:t>
             </w:r>
             <w:r>
               <w:rPr>
@@ -3688,6 +3771,94 @@
       <w:pPr>
         <w:spacing w:after="160"/>
       </w:pPr>
+    </w:p>
+    <w:p>
+      <w:pPr>
+        <w:pBdr>
+          <w:bottom w:val="single" w:color="1B7A4A" w:sz="4" w:space="4"/>
+        </w:pBdr>
+        <w:spacing w:after="100" w:before="120"/>
+      </w:pPr>
+      <w:r>
+        <w:rPr>
+          <w:rFonts w:ascii="Arial" w:cs="Arial" w:eastAsia="Arial" w:hAnsi="Arial"/>
+          <w:b/>
+          <w:bCs/>
+          <w:color w:val="1B7A4A"/>
+          <w:sz w:val="24"/>
+          <w:szCs w:val="24"/>
+        </w:rPr>
+        <w:t xml:space="preserve">Practice Problems</w:t>
+      </w:r>
+    </w:p>
+    <w:p>
+      <w:pPr>
+        <w:spacing w:after="80"/>
+      </w:pPr>
+      <w:r>
+        <w:rPr>
+          <w:rFonts w:ascii="Arial" w:cs="Arial" w:eastAsia="Arial" w:hAnsi="Arial"/>
+          <w:b/>
+          <w:bCs/>
+          <w:sz w:val="20"/>
+          <w:szCs w:val="20"/>
+        </w:rPr>
+        <w:t xml:space="preserve">Problem 1: </w:t>
+      </w:r>
+      <w:r>
+        <w:rPr>
+          <w:rFonts w:ascii="Arial" w:cs="Arial" w:eastAsia="Arial" w:hAnsi="Arial"/>
+          <w:sz w:val="20"/>
+          <w:szCs w:val="20"/>
+        </w:rPr>
+        <w:t xml:space="preserve">Beginner:  Rewrite this as a named function, then use it to sort a list:</w:t>
+      </w:r>
+    </w:p>
+    <w:p>
+      <w:pPr>
+        <w:spacing w:after="80"/>
+      </w:pPr>
+      <w:r>
+        <w:rPr>
+          <w:rFonts w:ascii="Arial" w:cs="Arial" w:eastAsia="Arial" w:hAnsi="Arial"/>
+          <w:b/>
+          <w:bCs/>
+          <w:sz w:val="20"/>
+          <w:szCs w:val="20"/>
+        </w:rPr>
+        <w:t xml:space="preserve">Problem 2: </w:t>
+      </w:r>
+      <w:r>
+        <w:rPr>
+          <w:rFonts w:ascii="Arial" w:cs="Arial" w:eastAsia="Arial" w:hAnsi="Arial"/>
+          <w:sz w:val="20"/>
+          <w:szCs w:val="20"/>
+        </w:rPr>
+        <w:t xml:space="preserve">Intermediate:  Identify which of the following should use lambdas and which should use named functions: 1. Checking if a student is passing (grade &gt;= 70) 2. Sorting a list of students by last name 3. Complex validation logic with multiple conditions 4. Quick one-time sort operation</w:t>
+      </w:r>
+    </w:p>
+    <w:p>
+      <w:pPr>
+        <w:spacing w:after="80"/>
+      </w:pPr>
+      <w:r>
+        <w:rPr>
+          <w:rFonts w:ascii="Arial" w:cs="Arial" w:eastAsia="Arial" w:hAnsi="Arial"/>
+          <w:b/>
+          <w:bCs/>
+          <w:sz w:val="20"/>
+          <w:szCs w:val="20"/>
+        </w:rPr>
+        <w:t xml:space="preserve">Problem 3: </w:t>
+      </w:r>
+      <w:r>
+        <w:rPr>
+          <w:rFonts w:ascii="Arial" w:cs="Arial" w:eastAsia="Arial" w:hAnsi="Arial"/>
+          <w:sz w:val="20"/>
+          <w:szCs w:val="20"/>
+        </w:rPr>
+        <w:t xml:space="preserve">Challenge:  Refactor this code to be more readable:</w:t>
+      </w:r>
     </w:p>
     <w:p>
       <w:pPr>
